--- a/static/Curriculum_Miguel_Angel_Llacta_Flores-fullstack-es.docx
+++ b/static/Curriculum_Miguel_Angel_Llacta_Flores-fullstack-es.docx
@@ -49,7 +49,7 @@
             <w:r>
               <w:t xml:space="preserve">🏠 Lima, Perú - 💼 </w:t>
             </w:r>
-            <w:hyperlink w:history="1" r:id="rId6nx7a8tpvdhncgijitjtv">
+            <w:hyperlink w:history="1" r:id="rIdei8lq5q_mlm9bu626-ba2">
               <w:r>
                 <w:rPr>
                   <w:rStyle w:val="Hyperlink"/>
@@ -60,7 +60,7 @@
             <w:r>
               <w:t xml:space="preserve"> - 🌐 </w:t>
             </w:r>
-            <w:hyperlink w:history="1" r:id="rId8jc2icfvynjfmeek-dq41">
+            <w:hyperlink w:history="1" r:id="rIdppdpkurpdk6zrjijsdcz2">
               <w:r>
                 <w:rPr>
                   <w:rStyle w:val="Hyperlink"/>
@@ -97,7 +97,7 @@
         <w:jc w:val="both"/>
       </w:pPr>
       <w:r>
-        <w:t xml:space="preserve">Desarrollador Frontend con más de 5 años de experiencia en la creación de aplicaciones web y móviles. Especializado en Angular, React y React Native, con experiencia en proyectos para empresas como ADEX, Avanti Consultoría y Nettalco. Enfocado en optimizar procesos, mejorar la experiencia de usuario y desarrollar soluciones escalables.</w:t>
+        <w:t xml:space="preserve">Desarrollador con más de 5 años de experiencia en la creación de aplicaciones web y móviles. Especializado en Angular, React, React Native, Nodejs y Java con experiencia en proyectos para empresas como ADEX y Nettalco. Enfocado en optimizar procesos, mejorar la experiencia de usuario y desarrollar soluciones escalables.</w:t>
       </w:r>
     </w:p>
     <w:tbl>
@@ -191,7 +191,7 @@
           <w:i/>
           <w:iCs/>
         </w:rPr>
-        <w:t xml:space="preserve">	Feb 2022 — nov 2024</w:t>
+        <w:t xml:space="preserve">	Feb 2022 — nov 2025</w:t>
       </w:r>
     </w:p>
     <w:p>
